--- a/TableS2Legend.docx
+++ b/TableS2Legend.docx
@@ -7,34 +7,26 @@
         <w:pStyle w:val="Normal"/>
         <w:bidi w:val="0"/>
         <w:jc w:val="start"/>
-        <w:rPr/>
-      </w:pPr>
-      <w:r>
         <w:rPr>
           <w:b/>
           <w:bCs/>
         </w:rPr>
-        <w:t>Table S2.</w:t>
+      </w:pPr>
+      <w:r>
+        <w:rPr>
+          <w:rStyle w:val="Strong"/>
+          <w:b w:val="false"/>
+          <w:bCs w:val="false"/>
+        </w:rPr>
+        <w:t xml:space="preserve">Table S2. </w:t>
       </w:r>
       <w:r>
-        <w:rPr/>
-        <w:t xml:space="preserve"> </w:t>
-      </w:r>
-      <w:r>
-        <w:rPr/>
-        <w:t>The p</w:t>
-      </w:r>
-      <w:r>
-        <w:rPr/>
-        <w:t xml:space="preserve">hysiological IC50 ranges anchoring </w:t>
-      </w:r>
-      <w:r>
-        <w:rPr/>
-        <w:t xml:space="preserve">the </w:t>
-      </w:r>
-      <w:r>
-        <w:rPr/>
-        <w:t xml:space="preserve">model drug concentrations. </w:t>
+        <w:rPr>
+          <w:rStyle w:val="Strong"/>
+          <w:b w:val="false"/>
+          <w:bCs w:val="false"/>
+        </w:rPr>
+        <w:t>Pharmacological mapping of legacy drugs to minimal ODE model perturbations.</w:t>
       </w:r>
     </w:p>
     <w:sectPr>
@@ -82,6 +74,14 @@
       <w:sz w:val="24"/>
       <w:szCs w:val="24"/>
       <w:lang w:val="en-GB" w:eastAsia="zh-CN" w:bidi="hi-IN"/>
+    </w:rPr>
+  </w:style>
+  <w:style w:type="character" w:styleId="Strong">
+    <w:name w:val="Strong"/>
+    <w:qFormat/>
+    <w:rPr>
+      <w:b/>
+      <w:bCs/>
     </w:rPr>
   </w:style>
   <w:style w:type="paragraph" w:styleId="Heading">
